--- a/DOCS_DA_CONVERTIRE/Configurazione Protocollo di Recitazione Audio.docx
+++ b/DOCS_DA_CONVERTIRE/Configurazione Protocollo di Recitazione Audio.docx
@@ -3,14 +3,26 @@
 <w:document xmlns:wpc="http://schemas.microsoft.com/office/word/2010/wordprocessingCanvas" xmlns:cx="http://schemas.microsoft.com/office/drawing/2014/chartex" xmlns:cx1="http://schemas.microsoft.com/office/drawing/2015/9/8/chartex" xmlns:cx2="http://schemas.microsoft.com/office/drawing/2015/10/21/chartex" xmlns:cx3="http://schemas.microsoft.com/office/drawing/2016/5/9/chartex" xmlns:cx4="http://schemas.microsoft.com/office/drawing/2016/5/10/chartex" xmlns:cx5="http://schemas.microsoft.com/office/drawing/2016/5/11/chartex" xmlns:cx6="http://schemas.microsoft.com/office/drawing/2016/5/12/chartex" xmlns:cx7="http://schemas.microsoft.com/office/drawing/2016/5/13/chartex" xmlns:cx8="http://schemas.microsoft.com/office/drawing/2016/5/14/chartex" xmlns:mc="http://schemas.openxmlformats.org/markup-compatibility/2006" xmlns:aink="http://schemas.microsoft.com/office/drawing/2016/ink" xmlns:am3d="http://schemas.microsoft.com/office/drawing/2017/model3d" xmlns:o="urn:schemas-microsoft-com:office:office" xmlns:oel="http://schemas.microsoft.com/office/2019/extlst" xmlns:r="http://schemas.openxmlformats.org/officeDocument/2006/relationships" xmlns:m="http://schemas.openxmlformats.org/officeDocument/2006/math" xmlns:v="urn:schemas-microsoft-com:vml" xmlns:wp14="http://schemas.microsoft.com/office/word/2010/wordprocessingDrawing" xmlns:wp="http://schemas.openxmlformats.org/drawingml/2006/wordprocessingDrawing" xmlns:w10="urn:schemas-microsoft-com:office:word" xmlns:w="http://schemas.openxmlformats.org/wordprocessingml/2006/main" xmlns:w14="http://schemas.microsoft.com/office/word/2010/wordml" xmlns:w15="http://schemas.microsoft.com/office/word/2012/wordml" xmlns:w16cex="http://schemas.microsoft.com/office/word/2018/wordml/cex" xmlns:w16cid="http://schemas.microsoft.com/office/word/2016/wordml/cid" xmlns:w16="http://schemas.microsoft.com/office/word/2018/wordml" xmlns:w16du="http://schemas.microsoft.com/office/word/2023/wordml/word16du" xmlns:w16sdtdh="http://schemas.microsoft.com/office/word/2020/wordml/sdtdatahash" xmlns:w16sdtfl="http://schemas.microsoft.com/office/word/2024/wordml/sdtformatlock" xmlns:w16se="http://schemas.microsoft.com/office/word/2015/wordml/symex" xmlns:wpg="http://schemas.microsoft.com/office/word/2010/wordprocessingGroup" xmlns:wpi="http://schemas.microsoft.com/office/word/2010/wordprocessingInk" xmlns:wne="http://schemas.microsoft.com/office/word/2006/wordml" xmlns:wps="http://schemas.microsoft.com/office/word/2010/wordprocessingShape" mc:Ignorable="w14 w15 w16se w16cid w16 w16cex w16sdtdh w16sdtfl w16du wp14">
   <w:body>
     <w:p>
-      <w:r>
+      <w:pPr>
         <w:rPr>
           <w:rFonts w:ascii="Arial" w:hAnsi="Arial" w:cs="Arial"/>
         </w:rPr>
+      </w:pPr>
+      <w:r>
+        <w:rPr>
+          <w:rFonts w:ascii="Arial" w:hAnsi="Arial" w:cs="Arial"/>
+        </w:rPr>
         <w:t>​</w:t>
       </w:r>
       <w:r>
-        <w:t>Configurazione Protocollo di Recitazione Audio.</w:t>
+        <w:rPr>
+          <w:b/>
+          <w:bCs/>
+        </w:rPr>
+        <w:t>Configurazione Protocollo di Recitazione Audio</w:t>
+      </w:r>
+      <w:r>
+        <w:t>.</w:t>
       </w:r>
       <w:r>
         <w:rPr>
@@ -18,52 +30,119 @@
         </w:rPr>
         <w:t>​</w:t>
       </w:r>
-      <w:r>
-        <w:t>Protocollo Segnale:</w:t>
-      </w:r>
-      <w:r>
+    </w:p>
+    <w:p>
+      <w:pPr>
         <w:rPr>
           <w:rFonts w:ascii="Arial" w:hAnsi="Arial" w:cs="Arial"/>
         </w:rPr>
+      </w:pPr>
+      <w:r>
+        <w:rPr>
+          <w:b/>
+          <w:bCs/>
+        </w:rPr>
+        <w:t>Protocollo Segnale</w:t>
+      </w:r>
+      <w:r>
+        <w:t>:</w:t>
+      </w:r>
+      <w:r>
+        <w:br/>
+      </w:r>
+      <w:r>
+        <w:t>Inizio:</w:t>
+      </w:r>
+      <w:r>
+        <w:t xml:space="preserve"> </w:t>
+      </w:r>
+      <w:r>
+        <w:t>"START AUDIO"</w:t>
+      </w:r>
+      <w:r>
+        <w:br/>
+      </w:r>
+      <w:r>
+        <w:t>Fine: "END AUDIO"</w:t>
+      </w:r>
+      <w:r>
+        <w:rPr>
+          <w:rFonts w:ascii="Arial" w:hAnsi="Arial" w:cs="Arial"/>
+        </w:rPr>
         <w:t>​</w:t>
       </w:r>
       <w:r>
-        <w:t>Inizio: "START AUDIO"</w:t>
-      </w:r>
-      <w:r>
         <w:rPr>
           <w:rFonts w:ascii="Arial" w:hAnsi="Arial" w:cs="Arial"/>
         </w:rPr>
+        <w:br/>
+      </w:r>
+      <w:r>
+        <w:t>Silenzio: Massimo 1 secondo tra segnali e testo.</w:t>
+      </w:r>
+      <w:r>
+        <w:rPr>
+          <w:rFonts w:ascii="Arial" w:hAnsi="Arial" w:cs="Arial"/>
+        </w:rPr>
         <w:t>​</w:t>
       </w:r>
-      <w:r>
-        <w:t>Fine: "END AUDIO"</w:t>
-      </w:r>
-      <w:r>
-        <w:rPr>
-          <w:rFonts w:ascii="Arial" w:hAnsi="Arial" w:cs="Arial"/>
-        </w:rPr>
-        <w:t>​</w:t>
-      </w:r>
-      <w:r>
-        <w:t>Silenzio: Massimo 1 secondo tra segnali e testo.</w:t>
-      </w:r>
-      <w:r>
-        <w:rPr>
-          <w:rFonts w:ascii="Arial" w:hAnsi="Arial" w:cs="Arial"/>
-        </w:rPr>
-        <w:t>​</w:t>
-      </w:r>
-      <w:r>
-        <w:t>Regole: Tono caldo, profondo, colloquiale (Guida Turistica). Lettura naturale e lenta. NON leggere i testi tra parentesi quadre [...]. ZERO commenti personali.</w:t>
-      </w:r>
-      <w:r>
-        <w:rPr>
-          <w:rFonts w:ascii="Arial" w:hAnsi="Arial" w:cs="Arial"/>
-        </w:rPr>
-        <w:t>​</w:t>
-      </w:r>
     </w:p>
+    <w:p>
+      <w:r>
+        <w:rPr>
+          <w:b/>
+          <w:bCs/>
+        </w:rPr>
+        <w:t>Comandi di Attivazione</w:t>
+      </w:r>
+      <w:r>
+        <w:t>:</w:t>
+      </w:r>
+    </w:p>
+    <w:p>
+      <w:r>
+        <w:t>"Recita la versione in italiano"</w:t>
+      </w:r>
+      <w:r>
+        <w:br/>
+      </w:r>
+      <w:r>
+        <w:t>"Recita il testo per la versione [inglese/spagnolo/francese]"</w:t>
+      </w:r>
+    </w:p>
+    <w:p>
+      <w:r>
+        <w:rPr>
+          <w:b/>
+          <w:bCs/>
+        </w:rPr>
+        <w:t>Regole di Recitazione</w:t>
+      </w:r>
+      <w:r>
+        <w:t>:</w:t>
+      </w:r>
+    </w:p>
+    <w:p>
+      <w:r>
+        <w:t>Tono caldo, profondo, colloquiale (Guida Turistica).</w:t>
+      </w:r>
+    </w:p>
+    <w:p>
+      <w:r>
+        <w:t>Lettura naturale e lenta; ignorare rumori ambientali.</w:t>
+      </w:r>
+    </w:p>
+    <w:p>
+      <w:r>
+        <w:t>NON leggere i testi tra parentesi quadre [...] (usarli solo come guida per le pause).</w:t>
+      </w:r>
+    </w:p>
+    <w:p>
+      <w:r>
+        <w:t>ZERO commenti personali o domande di conferma tra i segnali.</w:t>
+      </w:r>
+    </w:p>
+    <w:p/>
     <w:p>
       <w:r>
         <w:t xml:space="preserve">-------------------------------------------------------------------------------- </w:t>
@@ -228,6 +307,7 @@
           <w:b/>
           <w:bCs/>
         </w:rPr>
+        <w:lastRenderedPageBreak/>
         <w:t>I Gruppi di Meraviglie:</w:t>
       </w:r>
       <w:r>
@@ -495,7 +575,6 @@
     </w:p>
     <w:p>
       <w:r>
-        <w:lastRenderedPageBreak/>
         <w:t xml:space="preserve">To make </w:t>
       </w:r>
       <w:proofErr w:type="spellStart"/>
@@ -1749,6 +1828,7 @@
       </w:r>
       <w:proofErr w:type="spellStart"/>
       <w:r>
+        <w:lastRenderedPageBreak/>
         <w:t>verán</w:t>
       </w:r>
       <w:proofErr w:type="spellEnd"/>
@@ -2663,7 +2743,6 @@
     </w:p>
     <w:p>
       <w:r>
-        <w:lastRenderedPageBreak/>
         <w:t xml:space="preserve">Pour une </w:t>
       </w:r>
       <w:proofErr w:type="spellStart"/>
